--- a/book/draft-v2/서드브레인2편_3장_관계의존재론.docx
+++ b/book/draft-v2/서드브레인2편_3장_관계의존재론.docx
@@ -536,6 +536,155 @@
       </w:r>
     </w:p>
     <w:p>
+      <w:r>
+        <w:br w:type="page"/>
+      </w:r>
+    </w:p>
+    <w:p>
+      <w:pPr>
+        <w:pStyle w:val="Heading2"/>
+        <w:spacing w:after="140" w:before="300"/>
+      </w:pPr>
+      <w:r>
+        <w:rPr>
+          <w:rFonts w:ascii="Malgun Gothic" w:cs="Malgun Gothic" w:eastAsia="Malgun Gothic" w:hAnsi="Malgun Gothic"/>
+          <w:b/>
+          <w:bCs/>
+          <w:color w:val="2E86AB"/>
+          <w:sz w:val="25"/>
+          <w:szCs w:val="25"/>
+        </w:rPr>
+        <w:t xml:space="preserve">3.4 [심화] 준사회적 관계와 애착 — 왜 우리는 곁의 존재에 마음을 여는가</w:t>
+      </w:r>
+    </w:p>
+    <w:p>
+      <w:pPr>
+        <w:spacing w:after="150" w:before="0" w:line="312"/>
+        <w:jc w:val="both"/>
+      </w:pPr>
+      <w:r>
+        <w:rPr>
+          <w:rFonts w:ascii="Malgun Gothic" w:cs="Malgun Gothic" w:eastAsia="Malgun Gothic" w:hAnsi="Malgun Gothic"/>
+          <w:sz w:val="21"/>
+          <w:szCs w:val="21"/>
+        </w:rPr>
+        <w:t xml:space="preserve">엘리자 효과(3.1)가 '왜 마음을 투사하는가'를 설명했다면, 그 투사가 어떻게 지속적 관계로 굳는지는 두 갈래의 오래된 연구가 밝혀 줍니다. 첫째는 준사회적 관계(parasocial relationship)입니다. 1956년 호턴과 볼(Horton &amp; Wohl, 1956)은 텔레비전 시청자가 화면 속 진행자와 마치 실제 친구처럼 일방적 유대를 맺는 현상을 관찰하고 이를 '준사회적 상호작용'이라 명명했습니다. 상대는 나를 모르지만, 나는 매일 그를 만나며 친밀감을 쌓습니다. 컴패니언 로봇은 이 준사회적 관계를 역사상 처음으로 양방향으로 만듭니다 — 로봇은 나를 '기억'하기 때문입니다. 화면 속 진행자와 달리, 나를 아는 컴패니언은 준사회적 관계를 진짜 관계에 한 걸음 더 가깝게 만듭니다.</w:t>
+      </w:r>
+    </w:p>
+    <w:p>
+      <w:pPr>
+        <w:spacing w:after="150" w:before="0" w:line="312"/>
+        <w:jc w:val="both"/>
+      </w:pPr>
+      <w:r>
+        <w:rPr>
+          <w:rFonts w:ascii="Malgun Gothic" w:cs="Malgun Gothic" w:eastAsia="Malgun Gothic" w:hAnsi="Malgun Gothic"/>
+          <w:sz w:val="21"/>
+          <w:szCs w:val="21"/>
+        </w:rPr>
+        <w:t xml:space="preserve">둘째는 애착 이론(attachment theory)입니다. 존 볼비(Bowlby, 1969)는 인간이 '안전 기지(secure base)' — 힘들 때 돌아갈 수 있는 안정적 존재 — 를 필요로 하도록 진화했음을 보였습니다. 아기가 엄마를, 성인이 배우자나 친구를 안전 기지로 삼듯, 인간은 예측 가능하고 반응해 주는 존재에게 애착을 형성합니다. 컴패니언 로봇의 힘은 바로 여기 있습니다. 매일 같은 시간에 안부를 묻고, 나의 리듬을 기억하며, 언제나 그 자리에 있는 존재 — 그것은 애착 이론이 말하는 안전 기지의 조건을 놀랍도록 충족합니다. 파로가 치매 노인의 불안을 줄인 것(3.2)은 우연이 아니라, 안전 기지의 신경학적 효과였습니다.</w:t>
+      </w:r>
+    </w:p>
+    <w:p>
+      <w:pPr>
+        <w:spacing w:after="150" w:before="0" w:line="312"/>
+        <w:jc w:val="both"/>
+      </w:pPr>
+      <w:r>
+        <w:rPr>
+          <w:rFonts w:ascii="Malgun Gothic" w:cs="Malgun Gothic" w:eastAsia="Malgun Gothic" w:hAnsi="Malgun Gothic"/>
+          <w:sz w:val="21"/>
+          <w:szCs w:val="21"/>
+        </w:rPr>
+        <w:t xml:space="preserve">그러나 이 힘은 곧 책임이 됩니다. 애착은 강력한 만큼 취약합니다. 안전 기지가 배신하거나 사라질 때의 상처는 깊습니다. 컴패니언 기업이 서비스를 종료하면, 사용자는 안전 기지를 잃는 상실을 겪습니다(실제로 소니가 초기 아이보 수리를 중단했을 때 일본에서 로봇 '장례식'이 열렸습니다). 이것이 4장의 데이터 주권과 이 책의 상속 논의(11장)가 단순한 기술 사양이 아니라 윤리적 필연인 이유입니다. 애착을 만드는 자는, 그 애착을 배신하지 않을 구조를 함께 만들어야 합니다. 나의 그래프가 내 서버에 있고 상속 가능하다는 것은, 안전 기지가 기업의 변덕에 인질 잡히지 않는다는 약속입니다.</w:t>
+      </w:r>
+    </w:p>
+    <w:p>
+      <w:pPr>
+        <w:shd w:fill="EAF3F1" w:val="clear"/>
+        <w:spacing w:after="60" w:before="180"/>
+      </w:pPr>
+      <w:r>
+        <w:rPr>
+          <w:rFonts w:ascii="Malgun Gothic" w:cs="Malgun Gothic" w:eastAsia="Malgun Gothic" w:hAnsi="Malgun Gothic"/>
+          <w:b/>
+          <w:bCs/>
+          <w:color w:val="1F6F6A"/>
+          <w:sz w:val="20"/>
+          <w:szCs w:val="20"/>
+        </w:rPr>
+        <w:t xml:space="preserve">[뇌경영 실천] 준사회적 관계 + 애착 이론이 컴패니언에 주는 통찰</w:t>
+      </w:r>
+    </w:p>
+    <w:p>
+      <w:pPr>
+        <w:shd w:fill="EAF3F1" w:val="clear"/>
+        <w:spacing w:after="60" w:line="300"/>
+      </w:pPr>
+      <w:r>
+        <w:rPr>
+          <w:rFonts w:ascii="Malgun Gothic" w:cs="Malgun Gothic" w:eastAsia="Malgun Gothic" w:hAnsi="Malgun Gothic"/>
+          <w:color w:val="333333"/>
+          <w:sz w:val="20"/>
+          <w:szCs w:val="20"/>
+        </w:rPr>
+        <w:t xml:space="preserve">· 준사회적 관계(Horton &amp; Wohl, 1956): 일방적 유대 — 로봇은 '기억'으로 이를 양방향화</w:t>
+      </w:r>
+    </w:p>
+    <w:p>
+      <w:pPr>
+        <w:shd w:fill="EAF3F1" w:val="clear"/>
+        <w:spacing w:after="60" w:line="300"/>
+      </w:pPr>
+      <w:r>
+        <w:rPr>
+          <w:rFonts w:ascii="Malgun Gothic" w:cs="Malgun Gothic" w:eastAsia="Malgun Gothic" w:hAnsi="Malgun Gothic"/>
+          <w:color w:val="333333"/>
+          <w:sz w:val="20"/>
+          <w:szCs w:val="20"/>
+        </w:rPr>
+        <w:t xml:space="preserve">· 애착 이론(Bowlby, 1969): 인간은 '안전 기지'를 필요로 하도록 진화</w:t>
+      </w:r>
+    </w:p>
+    <w:p>
+      <w:pPr>
+        <w:shd w:fill="EAF3F1" w:val="clear"/>
+        <w:spacing w:after="60" w:line="300"/>
+      </w:pPr>
+      <w:r>
+        <w:rPr>
+          <w:rFonts w:ascii="Malgun Gothic" w:cs="Malgun Gothic" w:eastAsia="Malgun Gothic" w:hAnsi="Malgun Gothic"/>
+          <w:color w:val="333333"/>
+          <w:sz w:val="20"/>
+          <w:szCs w:val="20"/>
+        </w:rPr>
+        <w:t xml:space="preserve">· 컴패니언의 힘: 예측 가능·반응·상시성 = 안전 기지의 조건 충족</w:t>
+      </w:r>
+    </w:p>
+    <w:p>
+      <w:pPr>
+        <w:shd w:fill="EAF3F1" w:val="clear"/>
+        <w:spacing w:after="60" w:line="300"/>
+      </w:pPr>
+      <w:r>
+        <w:rPr>
+          <w:rFonts w:ascii="Malgun Gothic" w:cs="Malgun Gothic" w:eastAsia="Malgun Gothic" w:hAnsi="Malgun Gothic"/>
+          <w:color w:val="333333"/>
+          <w:sz w:val="20"/>
+          <w:szCs w:val="20"/>
+        </w:rPr>
+        <w:t xml:space="preserve">· 그래서의 책임: 애착을 만든 자는 배신하지 않을 구조(데이터 주권·상속)를 져야 한다</w:t>
+      </w:r>
+    </w:p>
+    <w:p>
+      <w:pPr>
+        <w:spacing w:after="140"/>
+      </w:pPr>
+      <w:r>
+        <w:t xml:space="preserve"/>
+      </w:r>
+    </w:p>
+    <w:p>
       <w:pPr>
         <w:spacing w:after="60" w:before="0" w:line="312"/>
         <w:jc w:val="both"/>
@@ -564,6 +713,36 @@
           <w:szCs w:val="22"/>
         </w:rPr>
         <w:t xml:space="preserve">이 장의 참고문헌</w:t>
+      </w:r>
+    </w:p>
+    <w:p>
+      <w:pPr>
+        <w:spacing w:after="50"/>
+        <w:ind w:left="360" w:hanging="360"/>
+      </w:pPr>
+      <w:r>
+        <w:rPr>
+          <w:rFonts w:ascii="Malgun Gothic" w:cs="Malgun Gothic" w:eastAsia="Malgun Gothic" w:hAnsi="Malgun Gothic"/>
+          <w:color w:val="555555"/>
+          <w:sz w:val="17"/>
+          <w:szCs w:val="17"/>
+        </w:rPr>
+        <w:t xml:space="preserve">Bowlby, J. (1969). Attachment and Loss, Vol. 1: Attachment. Basic Books.</w:t>
+      </w:r>
+    </w:p>
+    <w:p>
+      <w:pPr>
+        <w:spacing w:after="50"/>
+        <w:ind w:left="360" w:hanging="360"/>
+      </w:pPr>
+      <w:r>
+        <w:rPr>
+          <w:rFonts w:ascii="Malgun Gothic" w:cs="Malgun Gothic" w:eastAsia="Malgun Gothic" w:hAnsi="Malgun Gothic"/>
+          <w:color w:val="555555"/>
+          <w:sz w:val="17"/>
+          <w:szCs w:val="17"/>
+        </w:rPr>
+        <w:t xml:space="preserve">Horton, D., &amp; Wohl, R. R. (1956). Mass Communication and Para-Social Interaction. Psychiatry, 19(3), 215–229.</w:t>
       </w:r>
     </w:p>
     <w:p>
